--- a/docs/historia/personagens/diana.docx
+++ b/docs/historia/personagens/diana.docx
@@ -208,7 +208,7 @@
                 <w:sz w:val="19"/>
                 <w:szCs w:val="19"/>
               </w:rPr>
-              <w:t xml:space="preserve">uma estudante de Direito que discute com tudo e com todos, e vive cada minuto como se fosse o último.</w:t>
+              <w:t xml:space="preserve">uma estudante de Direito que não aceita não saber: quer descobrir quem fez isso, e por quê.</w:t>
             </w:r>
           </w:p>
         </w:tc>
@@ -362,7 +362,7 @@
                 <w:sz w:val="19"/>
                 <w:szCs w:val="19"/>
               </w:rPr>
-              <w:t xml:space="preserve">Em definição.</w:t>
+              <w:t xml:space="preserve">Em definição. Fala pelo rádio e aparece no primeiro encontro da 103.</w:t>
             </w:r>
           </w:p>
         </w:tc>
@@ -707,7 +707,23 @@
                 <w:sz w:val="19"/>
                 <w:szCs w:val="19"/>
               </w:rPr>
-              <w:t xml:space="preserve">, com uma professora que a entediava, quase caindo na mesa, quando do nada apareceu na Biblioteca de 3026. Chama os robôs de "autômatos". Cresceu cortando caminho pelo canteiro e conhece as galerias e passagens da construção de 1978, que não aparecem nos mapas de 3026. Faz um </w:t>
+              <w:t xml:space="preserve">, com uma professora que a entediava, quase caindo na mesa, quando do nada apareceu na Biblioteca de 3026. Chama os robôs de "autômatos". Cresceu cortando caminho pelo canteiro e conhece as galerias e passagens da construção de 1978, que não aparecem nos mapas de 3026. Em 3026 não fica parada: </w:t>
+            </w:r>
+            <w:r>
+              <w:rPr>
+                <w:b/>
+                <w:bCs/>
+                <w:sz w:val="19"/>
+                <w:szCs w:val="19"/>
+              </w:rPr>
+              <w:t xml:space="preserve">sai da 103 escondida</w:t>
+            </w:r>
+            <w:r>
+              <w:rPr>
+                <w:sz w:val="19"/>
+                <w:szCs w:val="19"/>
+              </w:rPr>
+              <w:t xml:space="preserve">, contra as ordens da Clarice, para investigar as galerias (é daí que vem o </w:t>
             </w:r>
             <w:r>
               <w:rPr>
@@ -723,7 +739,23 @@
                 <w:sz w:val="19"/>
                 <w:szCs w:val="19"/>
               </w:rPr>
-              <w:t xml:space="preserve"> delas.</w:t>
+              <w:t xml:space="preserve">) e </w:t>
+            </w:r>
+            <w:r>
+              <w:rPr>
+                <w:b/>
+                <w:bCs/>
+                <w:sz w:val="19"/>
+                <w:szCs w:val="19"/>
+              </w:rPr>
+              <w:t xml:space="preserve">quem construiu tudo aquilo</w:t>
+            </w:r>
+            <w:r>
+              <w:rPr>
+                <w:sz w:val="19"/>
+                <w:szCs w:val="19"/>
+              </w:rPr>
+              <w:t xml:space="preserve">.</w:t>
             </w:r>
           </w:p>
         </w:tc>
@@ -912,7 +944,7 @@
                 <w:sz w:val="19"/>
                 <w:szCs w:val="19"/>
               </w:rPr>
-              <w:t xml:space="preserve">uma estudante de Direito que discute com tudo e com todos, e vive cada minuto como se fosse o último.</w:t>
+              <w:t xml:space="preserve">uma estudante de Direito que não aceita não saber: quer descobrir quem fez isso, e por quê.</w:t>
             </w:r>
           </w:p>
         </w:tc>
@@ -981,7 +1013,39 @@
                 <w:sz w:val="19"/>
                 <w:szCs w:val="19"/>
               </w:rPr>
-              <w:t xml:space="preserve">dramática, ansiosa, impulsiva, intensa. Sente tudo em dobro e é corajosa no susto.</w:t>
+              <w:t xml:space="preserve">dramática, curiosa, impulsiva, </w:t>
+            </w:r>
+            <w:r>
+              <w:rPr>
+                <w:b/>
+                <w:bCs/>
+                <w:sz w:val="19"/>
+                <w:szCs w:val="19"/>
+              </w:rPr>
+              <w:t xml:space="preserve">inconformada</w:t>
+            </w:r>
+            <w:r>
+              <w:rPr>
+                <w:sz w:val="19"/>
+                <w:szCs w:val="19"/>
+              </w:rPr>
+              <w:t xml:space="preserve">. Sente tudo em dobro e é corajosa no susto. O medo continua, mas empurra ela para a frente: é a mais </w:t>
+            </w:r>
+            <w:r>
+              <w:rPr>
+                <w:b/>
+                <w:bCs/>
+                <w:sz w:val="19"/>
+                <w:szCs w:val="19"/>
+              </w:rPr>
+              <w:t xml:space="preserve">ativa</w:t>
+            </w:r>
+            <w:r>
+              <w:rPr>
+                <w:sz w:val="19"/>
+                <w:szCs w:val="19"/>
+              </w:rPr>
+              <w:t xml:space="preserve"> do grupo.</w:t>
             </w:r>
           </w:p>
         </w:tc>
@@ -1326,7 +1390,23 @@
                 <w:sz w:val="19"/>
                 <w:szCs w:val="19"/>
               </w:rPr>
-              <w:t xml:space="preserve">aprender a controlar o medo: de quem entra em pânico e sai correndo a quem respira e decide.</w:t>
+              <w:t xml:space="preserve">de quem acusa no impulso a quem </w:t>
+            </w:r>
+            <w:r>
+              <w:rPr>
+                <w:b/>
+                <w:bCs/>
+                <w:sz w:val="19"/>
+                <w:szCs w:val="19"/>
+              </w:rPr>
+              <w:t xml:space="preserve">junta provas antes de acusar</w:t>
+            </w:r>
+            <w:r>
+              <w:rPr>
+                <w:sz w:val="19"/>
+                <w:szCs w:val="19"/>
+              </w:rPr>
+              <w:t xml:space="preserve">.</w:t>
             </w:r>
           </w:p>
         </w:tc>
@@ -1502,7 +1582,7 @@
                 <w:sz w:val="19"/>
                 <w:szCs w:val="19"/>
               </w:rPr>
-              <w:t xml:space="preserve">O drama contra o deboche: a Clarice não leva nada a sério e a Diana leva tudo a sério demais. Dividem a 103 do Bloco de salas e brigam o tempo todo, mas acabam amigas</w:t>
+              <w:t xml:space="preserve">O drama contra o deboche, e a que escapa contra a que segura: a Clarice manda ninguém sair da 103, e a Diana sai escondida para investigar. Brigam o tempo todo, mas acabam amigas</w:t>
             </w:r>
           </w:p>
         </w:tc>
@@ -1980,6 +2060,91 @@
                 <w:sz w:val="19"/>
                 <w:szCs w:val="19"/>
               </w:rPr>
+              <w:t xml:space="preserve">Investigação</w:t>
+            </w:r>
+          </w:p>
+        </w:tc>
+        <w:tc>
+          <w:tcPr>
+            <w:tcW w:type="dxa" w:w="6526"/>
+            <w:tcBorders>
+              <w:top w:val="single" w:color="BFC9D1" w:sz="4"/>
+              <w:left w:val="single" w:color="BFC9D1" w:sz="4"/>
+              <w:bottom w:val="single" w:color="BFC9D1" w:sz="4"/>
+              <w:right w:val="single" w:color="BFC9D1" w:sz="4"/>
+            </w:tcBorders>
+            <w:tcMar>
+              <w:top w:type="dxa" w:w="80"/>
+              <w:left w:type="dxa" w:w="120"/>
+              <w:bottom w:type="dxa" w:w="80"/>
+              <w:right w:type="dxa" w:w="120"/>
+            </w:tcMar>
+            <w:vAlign w:val="top"/>
+          </w:tcPr>
+          <w:p>
+            <w:pPr>
+              <w:spacing w:before="0" w:after="40"/>
+            </w:pPr>
+            <w:r>
+              <w:rPr>
+                <w:sz w:val="19"/>
+                <w:szCs w:val="19"/>
+              </w:rPr>
+              <w:t xml:space="preserve">investiga </w:t>
+            </w:r>
+            <w:r>
+              <w:rPr>
+                <w:b/>
+                <w:bCs/>
+                <w:sz w:val="19"/>
+                <w:szCs w:val="19"/>
+              </w:rPr>
+              <w:t xml:space="preserve">quem construiu tudo</w:t>
+            </w:r>
+            <w:r>
+              <w:rPr>
+                <w:sz w:val="19"/>
+                <w:szCs w:val="19"/>
+              </w:rPr>
+              <w:t xml:space="preserve"> (a Âncora, as salas antigas do Bunker, as assinaturas "C."): é o caminho dela até o Carlos. O Zane desconfia do Henrique; a Diana procura o resto.</w:t>
+            </w:r>
+          </w:p>
+        </w:tc>
+      </w:tr>
+      <w:tr>
+        <w:trPr>
+          <w:cantSplit/>
+        </w:trPr>
+        <w:tc>
+          <w:tcPr>
+            <w:tcW w:type="dxa" w:w="2500"/>
+            <w:tcBorders>
+              <w:top w:val="single" w:color="BFC9D1" w:sz="4"/>
+              <w:left w:val="single" w:color="BFC9D1" w:sz="4"/>
+              <w:bottom w:val="single" w:color="BFC9D1" w:sz="4"/>
+              <w:right w:val="single" w:color="BFC9D1" w:sz="4"/>
+            </w:tcBorders>
+            <w:shd w:val="clear" w:color="auto" w:fill="EEF2F5"/>
+            <w:tcMar>
+              <w:top w:type="dxa" w:w="80"/>
+              <w:left w:type="dxa" w:w="120"/>
+              <w:bottom w:type="dxa" w:w="80"/>
+              <w:right w:type="dxa" w:w="120"/>
+            </w:tcMar>
+            <w:vAlign w:val="top"/>
+          </w:tcPr>
+          <w:p>
+            <w:pPr>
+              <w:spacing w:before="0" w:after="0"/>
+            </w:pPr>
+            <w:r>
+              <w:rPr>
+                <w:b/>
+                <w:bCs/>
+                <w:color w:val="1F2A3C"/>
+                <w:sz w:val="19"/>
+                <w:szCs w:val="19"/>
+              </w:rPr>
               <w:t xml:space="preserve">Como chega ao jogador</w:t>
             </w:r>
           </w:p>
@@ -2300,7 +2465,23 @@
                 <w:sz w:val="19"/>
                 <w:szCs w:val="19"/>
               </w:rPr>
-              <w:t xml:space="preserve">anotações de aula em folha de fichário e o mapa desenhado à mão em papel vegetal, com tinta preta falhada e rabiscos nas margens. O texto é exagerado e cheio de exclamações, porque é ela quem escreve. O papel ainda não foi desenhado no jogo.</w:t>
+              <w:t xml:space="preserve">anotações de aula em folha de fichário e o mapa desenhado à mão em papel vegetal, com tinta preta falhada e rabiscos nas margens. O texto é exagerado e cheio de exclamações, porque é ela quem escreve. Deixa pelo campus folhas de </w:t>
+            </w:r>
+            <w:r>
+              <w:rPr>
+                <w:b/>
+                <w:bCs/>
+                <w:sz w:val="19"/>
+                <w:szCs w:val="19"/>
+              </w:rPr>
+              <w:t xml:space="preserve">"autos"</w:t>
+            </w:r>
+            <w:r>
+              <w:rPr>
+                <w:sz w:val="19"/>
+                <w:szCs w:val="19"/>
+              </w:rPr>
+              <w:t xml:space="preserve"> do que investiga ("Auto de constatação nº 3: a máquina de ferro passou às 2h, de novo"), que o jogador acha como documentos. O papel ainda não foi desenhado no jogo.</w:t>
             </w:r>
           </w:p>
         </w:tc>
@@ -2369,7 +2550,24 @@
                 <w:sz w:val="19"/>
                 <w:szCs w:val="19"/>
               </w:rPr>
-              <w:t xml:space="preserve">nenhum documento. Pelo rádio, fala nas conversas do grupo </w:t>
+              <w:t xml:space="preserve">nenhum documento. No primeiro encontro da 103 (</w:t>
+            </w:r>
+            <w:r>
+              <w:rPr>
+                <w:rFonts w:ascii="Consolas" w:hAnsi="Consolas" w:cs="Consolas" w:eastAsia="Consolas"/>
+                <w:color w:val="44505C"/>
+                <w:sz w:val="19"/>
+                <w:szCs w:val="19"/>
+                <w:shd w:val="clear" w:color="auto" w:fill="F1F3F5"/>
+              </w:rPr>
+              <w:t xml:space="preserve">dados/dialogos/clarice_bloco_pede_molho.json</w:t>
+            </w:r>
+            <w:r>
+              <w:rPr>
+                <w:sz w:val="19"/>
+                <w:szCs w:val="19"/>
+              </w:rPr>
+              <w:t xml:space="preserve">), a Clarice conta que ela fugiu para investigar. Pelo rádio, fala nas conversas do grupo </w:t>
             </w:r>
             <w:r>
               <w:rPr>
@@ -2765,6 +2963,19 @@
       </w:pPr>
       <w:r>
         <w:t xml:space="preserve">Desenhar a jaqueta dela quando ela ganhar visual (objeto-símbolo).</w:t>
+      </w:r>
+    </w:p>
+    <w:p>
+      <w:pPr>
+        <w:pStyle w:val="ListParagraph"/>
+        <w:numPr>
+          <w:ilvl w:val="0"/>
+          <w:numId w:val="1"/>
+        </w:numPr>
+        <w:spacing w:after="60"/>
+      </w:pPr>
+      <w:r>
+        <w:t xml:space="preserve">Escrever as folhas de "autos" e decidir em que fases elas ficam.</w:t>
       </w:r>
     </w:p>
     <w:p>
